--- a/מחלקות.docx
+++ b/מחלקות.docx
@@ -801,7 +801,20 @@
           <w:rtl/>
         </w:rPr>
         <w:lastRenderedPageBreak/>
-        <w:t>שם שדה מזהה משתמש במסד הנתונים.</w:t>
+        <w:t xml:space="preserve">שם שדה </w:t>
+      </w:r>
+      <w:r>
+        <w:rPr>
+          <w:rFonts w:hint="cs"/>
+        </w:rPr>
+        <w:t>ID</w:t>
+      </w:r>
+      <w:r>
+        <w:rPr>
+          <w:rFonts w:hint="cs"/>
+          <w:rtl/>
+        </w:rPr>
+        <w:t xml:space="preserve"> משתמש במסד הנתונים.</w:t>
       </w:r>
     </w:p>
     <w:p>
@@ -862,7 +875,20 @@
           <w:rFonts w:hint="cs"/>
           <w:rtl/>
         </w:rPr>
-        <w:t>טענת יציאה: בודקת התאמה מול מסד הנתונים ומחזירה תשובת הצלחה/כישלון, כולל מזהה משתמש בעת הצלחה.</w:t>
+        <w:t xml:space="preserve">טענת יציאה: בודקת התאמה מול מסד הנתונים ומחזירה תשובת הצלחה/כישלון, כולל </w:t>
+      </w:r>
+      <w:r>
+        <w:rPr>
+          <w:rFonts w:hint="cs"/>
+        </w:rPr>
+        <w:t>ID</w:t>
+      </w:r>
+      <w:r>
+        <w:rPr>
+          <w:rFonts w:hint="cs"/>
+          <w:rtl/>
+        </w:rPr>
+        <w:t xml:space="preserve"> משתמש בעת הצלחה.</w:t>
       </w:r>
     </w:p>
     <w:p>
@@ -934,7 +960,20 @@
           <w:rFonts w:hint="cs"/>
           <w:rtl/>
         </w:rPr>
-        <w:t>טענת כניסה: מקבלת פרמטרים הכוללים שם מחברת/מזהה מחברת, בהתאם למימוש.</w:t>
+        <w:t>טענת כניסה: מקבלת פרמטרים הכוללים שם מחברת/</w:t>
+      </w:r>
+      <w:r>
+        <w:rPr>
+          <w:rFonts w:hint="cs"/>
+        </w:rPr>
+        <w:t>ID</w:t>
+      </w:r>
+      <w:r>
+        <w:rPr>
+          <w:rFonts w:hint="cs"/>
+          <w:rtl/>
+        </w:rPr>
+        <w:t xml:space="preserve"> מחברת, בהתאם למימוש.</w:t>
       </w:r>
     </w:p>
     <w:p>
@@ -1173,7 +1212,20 @@
           <w:rFonts w:hint="cs"/>
           <w:rtl/>
         </w:rPr>
-        <w:t xml:space="preserve">אינדקס לשליפת מזהה מחברת משורת תוצאות </w:t>
+        <w:t xml:space="preserve">אינדקס לשליפת </w:t>
+      </w:r>
+      <w:r>
+        <w:rPr>
+          <w:rFonts w:hint="cs"/>
+        </w:rPr>
+        <w:t>ID</w:t>
+      </w:r>
+      <w:r>
+        <w:rPr>
+          <w:rFonts w:hint="cs"/>
+          <w:rtl/>
+        </w:rPr>
+        <w:t xml:space="preserve"> מחברת משורת תוצאות </w:t>
       </w:r>
       <w:r>
         <w:t>SQL</w:t>
@@ -1211,7 +1263,20 @@
           <w:rFonts w:hint="cs"/>
           <w:rtl/>
         </w:rPr>
-        <w:t xml:space="preserve">אינדקס לשליפת מזהה משתמש משורת תוצאות </w:t>
+        <w:t xml:space="preserve">אינדקס לשליפת </w:t>
+      </w:r>
+      <w:r>
+        <w:rPr>
+          <w:rFonts w:hint="cs"/>
+        </w:rPr>
+        <w:t>ID</w:t>
+      </w:r>
+      <w:r>
+        <w:rPr>
+          <w:rFonts w:hint="cs"/>
+          <w:rtl/>
+        </w:rPr>
+        <w:t xml:space="preserve"> משתמש משורת תוצאות </w:t>
       </w:r>
       <w:r>
         <w:t>SQL</w:t>
@@ -1347,7 +1412,20 @@
           <w:rFonts w:hint="cs"/>
           <w:rtl/>
         </w:rPr>
-        <w:t>טענת כניסה: פרמטרים ליצירת מחברת חדשה (שם מחברת, מזהה משתמש, הרשאה וכו׳).</w:t>
+        <w:t xml:space="preserve">טענת כניסה: פרמטרים ליצירת מחברת חדשה (שם מחברת, </w:t>
+      </w:r>
+      <w:r>
+        <w:rPr>
+          <w:rFonts w:hint="cs"/>
+        </w:rPr>
+        <w:t>ID</w:t>
+      </w:r>
+      <w:r>
+        <w:rPr>
+          <w:rFonts w:hint="cs"/>
+          <w:rtl/>
+        </w:rPr>
+        <w:t xml:space="preserve"> משתמש, הרשאה וכו׳).</w:t>
       </w:r>
     </w:p>
     <w:p>
@@ -1391,7 +1469,20 @@
           <w:rFonts w:hint="cs"/>
           <w:rtl/>
         </w:rPr>
-        <w:t>טענת כניסה: שם מחברת, מזהה משתמש והרשאה.</w:t>
+        <w:t xml:space="preserve">טענת כניסה: שם מחברת, </w:t>
+      </w:r>
+      <w:r>
+        <w:rPr>
+          <w:rFonts w:hint="cs"/>
+        </w:rPr>
+        <w:t>ID</w:t>
+      </w:r>
+      <w:r>
+        <w:rPr>
+          <w:rFonts w:hint="cs"/>
+          <w:rtl/>
+        </w:rPr>
+        <w:t xml:space="preserve"> משתמש והרשאה.</w:t>
       </w:r>
     </w:p>
     <w:p>
@@ -1435,7 +1526,20 @@
           <w:rFonts w:hint="cs"/>
           <w:rtl/>
         </w:rPr>
-        <w:t>טענת כניסה: מזהה משתמש (או פרמטר שקול לפי פרוטוקול).</w:t>
+        <w:t xml:space="preserve">טענת כניסה: </w:t>
+      </w:r>
+      <w:r>
+        <w:rPr>
+          <w:rFonts w:hint="cs"/>
+        </w:rPr>
+        <w:t>ID</w:t>
+      </w:r>
+      <w:r>
+        <w:rPr>
+          <w:rFonts w:hint="cs"/>
+          <w:rtl/>
+        </w:rPr>
+        <w:t xml:space="preserve"> משתמש (או פרמטר שקול לפי פרוטוקול).</w:t>
       </w:r>
     </w:p>
     <w:p>
@@ -1479,23 +1583,49 @@
           <w:rFonts w:hint="cs"/>
           <w:rtl/>
         </w:rPr>
-        <w:t>טענת כניסה: מזהה משתמש, מצביע למסד הנתונים ורשימה לצבירה.</w:t>
-      </w:r>
-    </w:p>
-    <w:p>
-      <w:pPr>
-        <w:pStyle w:val="Descr"/>
-        <w:rPr>
-          <w:kern w:val="0"/>
-          <w14:ligatures w14:val="none"/>
-        </w:rPr>
-      </w:pPr>
-      <w:r>
-        <w:rPr>
-          <w:rFonts w:hint="cs"/>
-          <w:rtl/>
-        </w:rPr>
-        <w:t xml:space="preserve">טענת יציאה: מאחזרת ומחזירה את שם המחברת (מחרוזת) לפי מזהה המחברת בטבלת </w:t>
+        <w:t xml:space="preserve">טענת כניסה: </w:t>
+      </w:r>
+      <w:r>
+        <w:rPr>
+          <w:rFonts w:hint="cs"/>
+        </w:rPr>
+        <w:t>ID</w:t>
+      </w:r>
+      <w:r>
+        <w:rPr>
+          <w:rFonts w:hint="cs"/>
+          <w:rtl/>
+        </w:rPr>
+        <w:t xml:space="preserve"> משתמש, מצביע למסד הנתונים ורשימה לצבירה.</w:t>
+      </w:r>
+    </w:p>
+    <w:p>
+      <w:pPr>
+        <w:pStyle w:val="Descr"/>
+        <w:rPr>
+          <w:kern w:val="0"/>
+          <w14:ligatures w14:val="none"/>
+        </w:rPr>
+      </w:pPr>
+      <w:r>
+        <w:rPr>
+          <w:rFonts w:hint="cs"/>
+          <w:rtl/>
+        </w:rPr>
+        <w:t xml:space="preserve">טענת יציאה: מאחזרת ומחזירה את שם המחברת (מחרוזת) לפי </w:t>
+      </w:r>
+      <w:r>
+        <w:rPr>
+          <w:rFonts w:hint="cs"/>
+        </w:rPr>
+        <w:t>ID</w:t>
+      </w:r>
+      <w:r>
+        <w:rPr>
+          <w:rFonts w:hint="cs"/>
+          <w:rtl/>
+        </w:rPr>
+        <w:t xml:space="preserve"> המחברת בטבלת </w:t>
       </w:r>
       <w:r>
         <w:t>Notebooks</w:t>
@@ -1550,7 +1680,20 @@
           <w:rtl/>
         </w:rPr>
         <w:lastRenderedPageBreak/>
-        <w:t>טענת יציאה: מחזירה את מזהה המשתמש המתאים (או ערך המציין שלא נמצא).</w:t>
+        <w:t xml:space="preserve">טענת יציאה: מחזירה את </w:t>
+      </w:r>
+      <w:r>
+        <w:rPr>
+          <w:rFonts w:hint="cs"/>
+        </w:rPr>
+        <w:t>ID</w:t>
+      </w:r>
+      <w:r>
+        <w:rPr>
+          <w:rFonts w:hint="cs"/>
+          <w:rtl/>
+        </w:rPr>
+        <w:t xml:space="preserve"> המשתמש המתאים (או ערך המציין שלא נמצא).</w:t>
       </w:r>
     </w:p>
     <w:p>
@@ -1594,7 +1737,20 @@
           <w:rFonts w:hint="cs"/>
           <w:rtl/>
         </w:rPr>
-        <w:t>טענת יציאה: מחזירה את מזהה המחברת המתאים.</w:t>
+        <w:t xml:space="preserve">טענת יציאה: מחזירה את </w:t>
+      </w:r>
+      <w:r>
+        <w:rPr>
+          <w:rFonts w:hint="cs"/>
+        </w:rPr>
+        <w:t>ID</w:t>
+      </w:r>
+      <w:r>
+        <w:rPr>
+          <w:rFonts w:hint="cs"/>
+          <w:rtl/>
+        </w:rPr>
+        <w:t xml:space="preserve"> המחברת המתאים.</w:t>
       </w:r>
     </w:p>
     <w:p>
@@ -1622,7 +1778,33 @@
           <w:rFonts w:hint="cs"/>
           <w:rtl/>
         </w:rPr>
-        <w:t>טענת כניסה: מצביע למסד, מזהה משתמש ומזהה מחברת.</w:t>
+        <w:t xml:space="preserve">טענת כניסה: מצביע למסד, </w:t>
+      </w:r>
+      <w:r>
+        <w:rPr>
+          <w:rFonts w:hint="cs"/>
+        </w:rPr>
+        <w:t>ID</w:t>
+      </w:r>
+      <w:r>
+        <w:rPr>
+          <w:rFonts w:hint="cs"/>
+          <w:rtl/>
+        </w:rPr>
+        <w:t xml:space="preserve"> משתמש ו</w:t>
+      </w:r>
+      <w:r>
+        <w:rPr>
+          <w:rFonts w:hint="cs"/>
+        </w:rPr>
+        <w:t>ID</w:t>
+      </w:r>
+      <w:r>
+        <w:rPr>
+          <w:rFonts w:hint="cs"/>
+          <w:rtl/>
+        </w:rPr>
+        <w:t xml:space="preserve"> מחברת.</w:t>
       </w:r>
     </w:p>
     <w:p>
@@ -1724,7 +1906,31 @@
         <w:rPr>
           <w:rtl/>
         </w:rPr>
-        <w:t xml:space="preserve"> מנהלת את נתוני המחברות בצד השרת, כולל קריאה/שמירה של מחברות לקבצים, הוספת דפים וסטורקים, מחיקת סטורקים, שינוי רקע, וניהול מנגנון עדכונים (</w:t>
+        <w:t xml:space="preserve"> מנהלת את נתוני המחברות בצד השרת, כולל קריאה/שמירה של מחברות לקבצים, הוספת דפים ו</w:t>
+      </w:r>
+      <w:r>
+        <w:rPr>
+          <w:rtl/>
+        </w:rPr>
+        <w:t>קו</w:t>
+      </w:r>
+      <w:r>
+        <w:rPr>
+          <w:rtl/>
+        </w:rPr>
+        <w:t xml:space="preserve">ים, מחיקת </w:t>
+      </w:r>
+      <w:r>
+        <w:rPr>
+          <w:rtl/>
+        </w:rPr>
+        <w:t>קו</w:t>
+      </w:r>
+      <w:r>
+        <w:rPr>
+          <w:rtl/>
+        </w:rPr>
+        <w:t>ים, שינוי רקע, וניהול מנגנון עדכונים (</w:t>
       </w:r>
       <w:r>
         <w:t>Updates</w:t>
@@ -2161,7 +2367,20 @@
           <w:rFonts w:hint="cs"/>
           <w:rtl/>
         </w:rPr>
-        <w:t>טענת כניסה: פרמטרים הכוללים שם מחברת (ולפי הצורך מזהה משתמש/זמן).</w:t>
+        <w:t xml:space="preserve">טענת כניסה: פרמטרים הכוללים שם מחברת (ולפי הצורך </w:t>
+      </w:r>
+      <w:r>
+        <w:rPr>
+          <w:rFonts w:hint="cs"/>
+        </w:rPr>
+        <w:t>ID</w:t>
+      </w:r>
+      <w:r>
+        <w:rPr>
+          <w:rFonts w:hint="cs"/>
+          <w:rtl/>
+        </w:rPr>
+        <w:t xml:space="preserve"> משתמש/זמן).</w:t>
       </w:r>
     </w:p>
     <w:p>
@@ -2249,23 +2468,91 @@
           <w:rFonts w:hint="cs"/>
           <w:rtl/>
         </w:rPr>
-        <w:t>טענת כניסה: פרמטרים הכוללים מזהה עמוד, מזהה סטורק ונתוני הסטורק (נקודות/צבע/עובי).</w:t>
-      </w:r>
-    </w:p>
-    <w:p>
-      <w:pPr>
-        <w:pStyle w:val="Descr"/>
-        <w:rPr>
-          <w:kern w:val="0"/>
-          <w14:ligatures w14:val="none"/>
-        </w:rPr>
-      </w:pPr>
-      <w:r>
-        <w:rPr>
-          <w:rFonts w:hint="cs"/>
-          <w:rtl/>
-        </w:rPr>
-        <w:t xml:space="preserve">טענת יציאה: מוסיפה/יוצרת סטורק במחברת, מעדכנת את </w:t>
+        <w:t xml:space="preserve">טענת כניסה: פרמטרים הכוללים </w:t>
+      </w:r>
+      <w:r>
+        <w:rPr>
+          <w:rFonts w:hint="cs"/>
+        </w:rPr>
+        <w:t>ID</w:t>
+      </w:r>
+      <w:r>
+        <w:rPr>
+          <w:rFonts w:hint="cs"/>
+          <w:rtl/>
+        </w:rPr>
+        <w:t xml:space="preserve"> עמוד, </w:t>
+      </w:r>
+      <w:r>
+        <w:rPr>
+          <w:rFonts w:hint="cs"/>
+        </w:rPr>
+        <w:t>ID</w:t>
+      </w:r>
+      <w:r>
+        <w:rPr>
+          <w:rFonts w:hint="cs"/>
+          <w:rtl/>
+        </w:rPr>
+        <w:t xml:space="preserve"> </w:t>
+      </w:r>
+      <w:r>
+        <w:rPr>
+          <w:rFonts w:hint="cs"/>
+          <w:rtl/>
+        </w:rPr>
+        <w:t>קו</w:t>
+      </w:r>
+      <w:r>
+        <w:rPr>
+          <w:rFonts w:hint="cs"/>
+          <w:rtl/>
+        </w:rPr>
+        <w:t xml:space="preserve"> ונתוני ה</w:t>
+      </w:r>
+      <w:r>
+        <w:rPr>
+          <w:rFonts w:hint="cs"/>
+          <w:rtl/>
+        </w:rPr>
+        <w:t>קו</w:t>
+      </w:r>
+      <w:r>
+        <w:rPr>
+          <w:rFonts w:hint="cs"/>
+          <w:rtl/>
+        </w:rPr>
+        <w:t xml:space="preserve"> (נקודות/צבע/עובי).</w:t>
+      </w:r>
+    </w:p>
+    <w:p>
+      <w:pPr>
+        <w:pStyle w:val="Descr"/>
+        <w:rPr>
+          <w:kern w:val="0"/>
+          <w14:ligatures w14:val="none"/>
+        </w:rPr>
+      </w:pPr>
+      <w:r>
+        <w:rPr>
+          <w:rFonts w:hint="cs"/>
+          <w:rtl/>
+        </w:rPr>
+        <w:t xml:space="preserve">טענת יציאה: מוסיפה/יוצרת </w:t>
+      </w:r>
+      <w:r>
+        <w:rPr>
+          <w:rFonts w:hint="cs"/>
+          <w:rtl/>
+        </w:rPr>
+        <w:t>קו</w:t>
+      </w:r>
+      <w:r>
+        <w:rPr>
+          <w:rFonts w:hint="cs"/>
+          <w:rtl/>
+        </w:rPr>
+        <w:t xml:space="preserve"> במחברת, מעדכנת את </w:t>
       </w:r>
       <w:r>
         <w:t>last_change</w:t>
@@ -2285,7 +2572,34 @@
           <w:rFonts w:hint="cs"/>
           <w:rtl/>
         </w:rPr>
-        <w:t>, ומחזירה את מזהה הסטורק כמחרוזת.</w:t>
+        <w:t xml:space="preserve">, ומחזירה את </w:t>
+      </w:r>
+      <w:r>
+        <w:rPr>
+          <w:rFonts w:hint="cs"/>
+        </w:rPr>
+        <w:t>ID</w:t>
+      </w:r>
+      <w:r>
+        <w:rPr>
+          <w:rFonts w:hint="cs"/>
+          <w:rtl/>
+        </w:rPr>
+        <w:t xml:space="preserve"> ה</w:t>
+      </w:r>
+      <w:r>
+        <w:rPr>
+          <w:rFonts w:hint="cs"/>
+          <w:rtl/>
+        </w:rPr>
+        <w:t>קו</w:t>
+      </w:r>
+      <w:r>
+        <w:rPr>
+          <w:rFonts w:hint="cs"/>
+          <w:rtl/>
+        </w:rPr>
+        <w:t xml:space="preserve"> כמחרוזת.</w:t>
       </w:r>
     </w:p>
     <w:p>
@@ -2313,23 +2627,77 @@
           <w:rFonts w:hint="cs"/>
           <w:rtl/>
         </w:rPr>
-        <w:t>טענת כניסה: מזהה עמוד ומזהה סטורק למחיקה.</w:t>
-      </w:r>
-    </w:p>
-    <w:p>
-      <w:pPr>
-        <w:pStyle w:val="Descr"/>
-        <w:rPr>
-          <w:kern w:val="0"/>
-          <w14:ligatures w14:val="none"/>
-        </w:rPr>
-      </w:pPr>
-      <w:r>
-        <w:rPr>
-          <w:rFonts w:hint="cs"/>
-          <w:rtl/>
-        </w:rPr>
-        <w:t xml:space="preserve">טענת יציאה: מסירה סטורק מהעמוד, מעדכנת </w:t>
+        <w:t xml:space="preserve">טענת כניסה: </w:t>
+      </w:r>
+      <w:r>
+        <w:rPr>
+          <w:rFonts w:hint="cs"/>
+        </w:rPr>
+        <w:t>ID</w:t>
+      </w:r>
+      <w:r>
+        <w:rPr>
+          <w:rFonts w:hint="cs"/>
+          <w:rtl/>
+        </w:rPr>
+        <w:t xml:space="preserve"> עמוד ו</w:t>
+      </w:r>
+      <w:r>
+        <w:rPr>
+          <w:rFonts w:hint="cs"/>
+        </w:rPr>
+        <w:t>ID</w:t>
+      </w:r>
+      <w:r>
+        <w:rPr>
+          <w:rFonts w:hint="cs"/>
+          <w:rtl/>
+        </w:rPr>
+        <w:t xml:space="preserve"> </w:t>
+      </w:r>
+      <w:r>
+        <w:rPr>
+          <w:rFonts w:hint="cs"/>
+          <w:rtl/>
+        </w:rPr>
+        <w:t>קו</w:t>
+      </w:r>
+      <w:r>
+        <w:rPr>
+          <w:rFonts w:hint="cs"/>
+          <w:rtl/>
+        </w:rPr>
+        <w:t xml:space="preserve"> למחיקה.</w:t>
+      </w:r>
+    </w:p>
+    <w:p>
+      <w:pPr>
+        <w:pStyle w:val="Descr"/>
+        <w:rPr>
+          <w:kern w:val="0"/>
+          <w14:ligatures w14:val="none"/>
+        </w:rPr>
+      </w:pPr>
+      <w:r>
+        <w:rPr>
+          <w:rFonts w:hint="cs"/>
+          <w:rtl/>
+        </w:rPr>
+        <w:t xml:space="preserve">טענת יציאה: מסירה </w:t>
+      </w:r>
+      <w:r>
+        <w:rPr>
+          <w:rFonts w:hint="cs"/>
+          <w:rtl/>
+        </w:rPr>
+        <w:t>קו</w:t>
+      </w:r>
+      <w:r>
+        <w:rPr>
+          <w:rFonts w:hint="cs"/>
+          <w:rtl/>
+        </w:rPr>
+        <w:t xml:space="preserve"> מהעמוד, מעדכנת </w:t>
       </w:r>
       <w:r>
         <w:t>last_change</w:t>
@@ -2407,7 +2775,66 @@
           <w:rFonts w:hint="cs"/>
           <w:rtl/>
         </w:rPr>
-        <w:t>טענת כניסה: פרמטרים הכוללים מזהה/תוכן עמוד חדש.</w:t>
+        <w:t xml:space="preserve">טענת כניסה: פרמטרים הכוללים </w:t>
+      </w:r>
+      <w:r>
+        <w:rPr>
+          <w:rFonts w:hint="cs"/>
+        </w:rPr>
+        <w:t>ID</w:t>
+      </w:r>
+      <w:r>
+        <w:rPr>
+          <w:rFonts w:hint="cs"/>
+          <w:rtl/>
+        </w:rPr>
+        <w:t>/תוכן עמוד חדש.</w:t>
+      </w:r>
+    </w:p>
+    <w:p>
+      <w:pPr>
+        <w:pStyle w:val="Descr"/>
+        <w:rPr>
+          <w:kern w:val="0"/>
+          <w14:ligatures w14:val="none"/>
+        </w:rPr>
+      </w:pPr>
+      <w:r>
+        <w:rPr>
+          <w:rFonts w:hint="cs"/>
+          <w:rtl/>
+        </w:rPr>
+        <w:t xml:space="preserve">טענת יציאה: מוסיפה או מחליפה עמוד במחברת (כולל יצירת שדות ברירת מחדל במידת הצורך), מעדכנת את </w:t>
+      </w:r>
+      <w:r>
+        <w:t>last_change</w:t>
+      </w:r>
+      <w:r>
+        <w:rPr>
+          <w:rFonts w:hint="cs"/>
+          <w:rtl/>
+        </w:rPr>
+        <w:t xml:space="preserve">, מוסיפה עדכון מסוג </w:t>
+      </w:r>
+      <w:r>
+        <w:t>ADD_PAGE</w:t>
+      </w:r>
+      <w:r>
+        <w:rPr>
+          <w:rFonts w:hint="cs"/>
+          <w:rtl/>
+        </w:rPr>
+        <w:t xml:space="preserve"> ומחזירה </w:t>
+      </w:r>
+      <w:r>
+        <w:t>"ok"</w:t>
+      </w:r>
+      <w:r>
+        <w:rPr>
+          <w:rFonts w:hint="cs"/>
+          <w:rtl/>
+        </w:rPr>
+        <w:t>.</w:t>
       </w:r>
     </w:p>
     <w:p>
@@ -2435,24 +2862,51 @@
           <w:rFonts w:hint="cs"/>
           <w:rtl/>
         </w:rPr>
-        <w:t>טענת כניסה: מזהה עמוד/מחברת לניקוי.</w:t>
-      </w:r>
-    </w:p>
-    <w:p>
-      <w:pPr>
-        <w:pStyle w:val="Descr"/>
-        <w:rPr>
-          <w:kern w:val="0"/>
-          <w14:ligatures w14:val="none"/>
-        </w:rPr>
-      </w:pPr>
-      <w:r>
-        <w:rPr>
-          <w:rFonts w:hint="cs"/>
-          <w:rtl/>
-        </w:rPr>
         <w:lastRenderedPageBreak/>
-        <w:t xml:space="preserve">טענת יציאה: מנקה את כל הסטורקים מהעמוד, מעדכנת </w:t>
+        <w:t xml:space="preserve">טענת כניסה: </w:t>
+      </w:r>
+      <w:r>
+        <w:rPr>
+          <w:rFonts w:hint="cs"/>
+        </w:rPr>
+        <w:t>ID</w:t>
+      </w:r>
+      <w:r>
+        <w:rPr>
+          <w:rFonts w:hint="cs"/>
+          <w:rtl/>
+        </w:rPr>
+        <w:t xml:space="preserve"> עמוד/מחברת לניקוי.</w:t>
+      </w:r>
+    </w:p>
+    <w:p>
+      <w:pPr>
+        <w:pStyle w:val="Descr"/>
+        <w:rPr>
+          <w:kern w:val="0"/>
+          <w14:ligatures w14:val="none"/>
+        </w:rPr>
+      </w:pPr>
+      <w:r>
+        <w:rPr>
+          <w:rFonts w:hint="cs"/>
+          <w:rtl/>
+        </w:rPr>
+        <w:t>טענת יציאה: מנקה את כל ה</w:t>
+      </w:r>
+      <w:r>
+        <w:rPr>
+          <w:rFonts w:hint="cs"/>
+          <w:rtl/>
+        </w:rPr>
+        <w:t>קו</w:t>
+      </w:r>
+      <w:r>
+        <w:rPr>
+          <w:rFonts w:hint="cs"/>
+          <w:rtl/>
+        </w:rPr>
+        <w:t xml:space="preserve">ים מהעמוד, מעדכנת </w:t>
       </w:r>
       <w:r>
         <w:t>last_change</w:t>
@@ -2520,7 +2974,20 @@
           <w:rFonts w:hint="cs"/>
           <w:rtl/>
         </w:rPr>
-        <w:t>טענת כניסה: מזהה עמוד וסוג רקע חדש (למשל חלק/שורות/רשת).</w:t>
+        <w:t xml:space="preserve">טענת כניסה: </w:t>
+      </w:r>
+      <w:r>
+        <w:rPr>
+          <w:rFonts w:hint="cs"/>
+        </w:rPr>
+        <w:t>ID</w:t>
+      </w:r>
+      <w:r>
+        <w:rPr>
+          <w:rFonts w:hint="cs"/>
+          <w:rtl/>
+        </w:rPr>
+        <w:t xml:space="preserve"> עמוד וסוג רקע חדש (למשל חלק/שורות/רשת).</w:t>
       </w:r>
     </w:p>
     <w:p>
@@ -2644,7 +3111,20 @@
           <w:rFonts w:hint="cs"/>
           <w:rtl/>
         </w:rPr>
-        <w:t>), מזהה עמוד (</w:t>
+        <w:t xml:space="preserve">), </w:t>
+      </w:r>
+      <w:r>
+        <w:rPr>
+          <w:rFonts w:hint="cs"/>
+        </w:rPr>
+        <w:t>ID</w:t>
+      </w:r>
+      <w:r>
+        <w:rPr>
+          <w:rFonts w:hint="cs"/>
+          <w:rtl/>
+        </w:rPr>
+        <w:t xml:space="preserve"> עמוד (</w:t>
       </w:r>
       <w:r>
         <w:rPr>
@@ -2840,9 +3320,15 @@
       <w:r>
         <w:rPr>
           <w:rFonts w:hint="cs"/>
-          <w:rtl/>
-        </w:rPr>
-        <w:t>מזהה/מצביע לשקע התקשורת הפעיל המשמש את שכבת הפרוטוקול (בהתאם למימוש).</w:t>
+        </w:rPr>
+        <w:t>ID</w:t>
+      </w:r>
+      <w:r>
+        <w:rPr>
+          <w:rFonts w:hint="cs"/>
+          <w:rtl/>
+        </w:rPr>
+        <w:t>/מצביע לשקע התקשורת הפעיל המשמש את שכבת הפרוטוקול (בהתאם למימוש).</w:t>
       </w:r>
     </w:p>
     <w:p>
@@ -4343,10 +4829,13 @@
         </w:rPr>
       </w:pPr>
       <w:r>
-        <w:rPr>
-          <w:rtl/>
-        </w:rPr>
-        <w:t>מזהה/שם לוגי המשמש להתייחסות למנהל המשתמשים במנגנון הניתוב.</w:t>
+        <w:t>ID</w:t>
+      </w:r>
+      <w:r>
+        <w:rPr>
+          <w:rtl/>
+        </w:rPr>
+        <w:t>/שם לוגי המשמש להתייחסות למנהל המשתמשים במנגנון הניתוב.</w:t>
       </w:r>
     </w:p>
     <w:p>
@@ -4365,10 +4854,13 @@
         </w:rPr>
       </w:pPr>
       <w:r>
-        <w:rPr>
-          <w:rtl/>
-        </w:rPr>
-        <w:t>מזהה/שם לוגי המשמש להתייחסות למנהל המחברות.</w:t>
+        <w:t>ID</w:t>
+      </w:r>
+      <w:r>
+        <w:rPr>
+          <w:rtl/>
+        </w:rPr>
+        <w:t>/שם לוגי המשמש להתייחסות למנהל המחברות.</w:t>
       </w:r>
     </w:p>
     <w:p>
@@ -4387,10 +4879,13 @@
         </w:rPr>
       </w:pPr>
       <w:r>
-        <w:rPr>
-          <w:rtl/>
-        </w:rPr>
-        <w:t>מזהה/שם לוגי המשמש להתייחסות לניהול שיוך משתמש–מחברת והרשאות.</w:t>
+        <w:t>ID</w:t>
+      </w:r>
+      <w:r>
+        <w:rPr>
+          <w:rtl/>
+        </w:rPr>
+        <w:t>/שם לוגי המשמש להתייחסות לניהול שיוך משתמש–מחברת והרשאות.</w:t>
       </w:r>
     </w:p>
     <w:p>
@@ -4562,6 +5057,39 @@
     </w:p>
     <w:p>
       <w:pPr>
+        <w:pStyle w:val="Descr"/>
+        <w:rPr>
+          <w:kern w:val="0"/>
+          <w14:ligatures w14:val="none"/>
+        </w:rPr>
+      </w:pPr>
+      <w:r>
+        <w:rPr>
+          <w:rFonts w:hint="cs"/>
+          <w:rtl/>
+        </w:rPr>
+        <w:t>טענת יציאה: מנתבת בקשה בתחום מחברות ל</w:t>
+      </w:r>
+      <w:r>
+        <w:rPr>
+          <w:rFonts w:hint="cs"/>
+          <w:rtl/>
+        </w:rPr>
+        <w:noBreakHyphen/>
+      </w:r>
+      <w:r>
+        <w:t>NotebookManager</w:t>
+      </w:r>
+      <w:r>
+        <w:rPr>
+          <w:rFonts w:hint="cs"/>
+          <w:rtl/>
+        </w:rPr>
+        <w:t xml:space="preserve"> בהתאם לסוג הבקשה, ומחזירה את התגובה המוכנה לשליחה ללקוח.</w:t>
+      </w:r>
+    </w:p>
+    <w:p>
+      <w:pPr>
         <w:pStyle w:val="bullet"/>
         <w:rPr>
           <w:kern w:val="0"/>
@@ -4802,6 +5330,7 @@
           <w:rFonts w:hint="cs"/>
           <w:rtl/>
         </w:rPr>
+        <w:lastRenderedPageBreak/>
         <w:t xml:space="preserve">טענת יציאה: מחשבת ומחזירה ערך גיבוב </w:t>
       </w:r>
       <w:r>
@@ -4827,7 +5356,6 @@
         </w:rPr>
       </w:pPr>
       <w:r>
-        <w:lastRenderedPageBreak/>
         <w:t>get_hash_hex(st)</w:t>
       </w:r>
     </w:p>
@@ -4973,27 +5501,35 @@
           <w:rFonts w:hint="cs"/>
           <w:rtl/>
         </w:rPr>
-        <w:t xml:space="preserve"> מנהלת את חיבורי ה</w:t>
-      </w:r>
-      <w:r>
-        <w:rPr>
-          <w:rFonts w:hint="cs"/>
-          <w:rtl/>
-        </w:rPr>
-        <w:noBreakHyphen/>
-      </w:r>
-      <w:r>
-        <w:rPr>
-          <w:rFonts w:hint="cs"/>
-        </w:rPr>
-        <w:t>TCP</w:t>
-      </w:r>
-      <w:r>
-        <w:rPr>
-          <w:rFonts w:hint="cs"/>
-          <w:rtl/>
-        </w:rPr>
-        <w:t xml:space="preserve"> של הלקוח לשרת, כולל חיבור פקודות ראשי וחיבור נפרד לערוץ עדכונים. המחלקה מבצעת חילופי מפתחות עבור כל חיבור, מספקת שליחת בקשות בפורמט הפרוטוקול, קליטת תגובות, ואפיק ייעודי לבדיקת עדכונים.</w:t>
+        <w:t xml:space="preserve"> מנהלת את </w:t>
+      </w:r>
+      <w:r>
+        <w:rPr>
+          <w:rFonts w:hint="cs"/>
+          <w:rtl/>
+        </w:rPr>
+        <w:t>ה</w:t>
+      </w:r>
+      <w:r>
+        <w:rPr>
+          <w:rFonts w:hint="cs"/>
+          <w:rtl/>
+        </w:rPr>
+        <w:t>חיבו</w:t>
+      </w:r>
+      <w:r>
+        <w:rPr>
+          <w:rFonts w:hint="cs"/>
+          <w:rtl/>
+        </w:rPr>
+        <w:t xml:space="preserve">ר </w:t>
+      </w:r>
+      <w:r>
+        <w:rPr>
+          <w:rFonts w:hint="cs"/>
+          <w:rtl/>
+        </w:rPr>
+        <w:t>של הלקוח לשרת, כולל חיבור פקודות ראשי וחיבור נפרד לערוץ עדכונים. המחלקה מבצעת חילופי מפתחות עבור כל חיבור, מספקת שליחת בקשות בפורמט הפרוטוקול, קליטת תגובות, ואפיק ייעודי לבדיקת עדכונים.</w:t>
       </w:r>
     </w:p>
     <w:p>
@@ -5034,10 +5570,13 @@
         </w:rPr>
       </w:pPr>
       <w:r>
-        <w:rPr>
-          <w:rtl/>
-        </w:rPr>
-        <w:t>שקע התקשורת הראשי לשליחת בקשות/פקודות לשרת.</w:t>
+        <w:t>socket</w:t>
+      </w:r>
+      <w:r>
+        <w:rPr>
+          <w:rtl/>
+        </w:rPr>
+        <w:t xml:space="preserve"> התקשורת הראשי לשליחת בקשות/פקודות לשרת.</w:t>
       </w:r>
     </w:p>
     <w:p>
@@ -5071,7 +5610,17 @@
           <w:rFonts w:hint="cs"/>
           <w:rtl/>
         </w:rPr>
-        <w:t xml:space="preserve"> חיבור ראשי הכולל שקע ומפתח הצפנה </w:t>
+        <w:t xml:space="preserve"> חיבור ראשי הכולל </w:t>
+      </w:r>
+      <w:r>
+        <w:t>socket</w:t>
+      </w:r>
+      <w:r>
+        <w:rPr>
+          <w:rFonts w:hint="cs"/>
+          <w:rtl/>
+        </w:rPr>
+        <w:t xml:space="preserve"> ומפתח הצפנה </w:t>
       </w:r>
       <w:r>
         <w:t>(socket, key)</w:t>
@@ -5100,10 +5649,13 @@
         </w:rPr>
       </w:pPr>
       <w:r>
-        <w:rPr>
-          <w:rtl/>
-        </w:rPr>
-        <w:t>שקע ייעודי לערוץ בדיקת/קבלת עדכונים מהשרת.</w:t>
+        <w:t>socket</w:t>
+      </w:r>
+      <w:r>
+        <w:rPr>
+          <w:rtl/>
+        </w:rPr>
+        <w:t xml:space="preserve"> ייעודי לערוץ בדיקת/קבלת עדכונים מהשרת.</w:t>
       </w:r>
     </w:p>
     <w:p>
@@ -5137,7 +5689,17 @@
           <w:rFonts w:hint="cs"/>
           <w:rtl/>
         </w:rPr>
-        <w:t xml:space="preserve"> חיבור לערוץ העדכונים הכולל שקע ומפתח הצפנה </w:t>
+        <w:t xml:space="preserve"> חיבור לערוץ העדכונים הכולל </w:t>
+      </w:r>
+      <w:r>
+        <w:t>socket</w:t>
+      </w:r>
+      <w:r>
+        <w:rPr>
+          <w:rFonts w:hint="cs"/>
+          <w:rtl/>
+        </w:rPr>
+        <w:t xml:space="preserve"> ומפתח הצפנה </w:t>
       </w:r>
       <w:r>
         <w:t>(socket, key)</w:t>
@@ -5238,7 +5800,17 @@
           <w:rFonts w:hint="cs"/>
           <w:rtl/>
         </w:rPr>
-        <w:t>, פותחת ומחברת שני שקעים (ערוץ פקודות וערוץ עדכונים), מבצעת חילופי מפתחות עבור כל חיבור, ובונה את ה</w:t>
+        <w:t xml:space="preserve">, פותחת ומחברת שני </w:t>
+      </w:r>
+      <w:r>
+        <w:t>sockets</w:t>
+      </w:r>
+      <w:r>
+        <w:rPr>
+          <w:rFonts w:hint="cs"/>
+          <w:rtl/>
+        </w:rPr>
+        <w:t xml:space="preserve"> (ערוץ פקודות וערוץ עדכונים), מבצעת חילופי מפתחות עבור כל חיבור, ובונה את ה</w:t>
       </w:r>
       <w:r>
         <w:rPr>
@@ -5595,7 +6167,21 @@
           <w:rFonts w:hint="cs"/>
           <w:rtl/>
         </w:rPr>
-        <w:t>); מחזירה אמת אם הבקשה חוקית.</w:t>
+        <w:t>)</w:t>
+      </w:r>
+      <w:r>
+        <w:rPr>
+          <w:rFonts w:hint="cs"/>
+          <w:rtl/>
+        </w:rPr>
+        <w:t>,</w:t>
+      </w:r>
+      <w:r>
+        <w:rPr>
+          <w:rFonts w:hint="cs"/>
+          <w:rtl/>
+        </w:rPr>
+        <w:t>מחזירה אמת אם הבקשה חוקית.</w:t>
       </w:r>
     </w:p>
     <w:p>
@@ -5639,7 +6225,21 @@
           <w:rFonts w:hint="cs"/>
           <w:rtl/>
         </w:rPr>
-        <w:t>טענת יציאה: מאמתת בקשת הרשמה ובודקת שאין תווים לא חוקיים בשם המשתמש ובסיסמה; מחזירה אמת אם הבקשה חוקית.</w:t>
+        <w:t>טענת יציאה: מאמתת בקשת הרשמה ובודקת שאין תווים לא חוקיים בשם המשתמש ובסיסמה</w:t>
+      </w:r>
+      <w:r>
+        <w:rPr>
+          <w:rFonts w:hint="cs"/>
+          <w:rtl/>
+        </w:rPr>
+        <w:t>,</w:t>
+      </w:r>
+      <w:r>
+        <w:rPr>
+          <w:rFonts w:hint="cs"/>
+          <w:rtl/>
+        </w:rPr>
+        <w:t xml:space="preserve"> מחזירה אמת אם הבקשה חוקית.</w:t>
       </w:r>
     </w:p>
     <w:p>
@@ -5875,7 +6475,7 @@
           <w:rFonts w:hint="cs"/>
           <w:rtl/>
         </w:rPr>
-        <w:t xml:space="preserve"> חלון הכניסה הראשי באפליקציה, מציג שדות שם משתמש וסיסמה, מטפל בניסיונות התחברות, מציג שגיאות ופותח את החלון הראשי לאחר הצלחה.</w:t>
+        <w:t xml:space="preserve"> חלון הכניסה, מציג שדות שם משתמש וסיסמה, מטפל בניסיונות התחברות, מציג שגיאות ופותח את החלון הראשי לאחר הצלחה.</w:t>
       </w:r>
     </w:p>
     <w:p>
@@ -6062,7 +6662,7 @@
           <w:rFonts w:hint="cs"/>
           <w:rtl/>
         </w:rPr>
-        <w:t>טענת כניסה: אין (או פרמטרים לפי המימוש)</w:t>
+        <w:t xml:space="preserve">טענת כניסה: אין </w:t>
       </w:r>
     </w:p>
     <w:p>
@@ -6332,7 +6932,21 @@
           <w:rFonts w:hint="cs"/>
           <w:rtl/>
         </w:rPr>
-        <w:t>טענת יציאה: מסדרת את טופס ההתחברות באמצעות הוספת ה</w:t>
+        <w:t xml:space="preserve">טענת יציאה: מסדרת את </w:t>
+      </w:r>
+      <w:r>
+        <w:rPr>
+          <w:rFonts w:hint="cs"/>
+          <w:rtl/>
+        </w:rPr>
+        <w:t>מסך</w:t>
+      </w:r>
+      <w:r>
+        <w:rPr>
+          <w:rFonts w:hint="cs"/>
+          <w:rtl/>
+        </w:rPr>
+        <w:t xml:space="preserve"> ההתחברות באמצעות הוספת ה</w:t>
       </w:r>
       <w:r>
         <w:rPr>
@@ -7102,7 +7716,21 @@
           <w:rFonts w:hint="cs"/>
           <w:rtl/>
         </w:rPr>
-        <w:t>טענת יציאה: מיישמת שוליים וממקמת את השורות בטופס ההרשמה באמצעות הוספת הפריסות שסופקו ל</w:t>
+        <w:t xml:space="preserve">טענת יציאה: מיישמת שוליים וממקמת את השורות </w:t>
+      </w:r>
+      <w:r>
+        <w:rPr>
+          <w:rFonts w:hint="cs"/>
+          <w:rtl/>
+        </w:rPr>
+        <w:t>בחלון</w:t>
+      </w:r>
+      <w:r>
+        <w:rPr>
+          <w:rFonts w:hint="cs"/>
+          <w:rtl/>
+        </w:rPr>
+        <w:t xml:space="preserve"> ההרשמה באמצעות הוספת הפריסות שסופקו ל</w:t>
       </w:r>
       <w:r>
         <w:rPr>
@@ -7424,7 +8052,21 @@
           <w:rFonts w:hint="cs"/>
           <w:rtl/>
         </w:rPr>
-        <w:t xml:space="preserve"> לשרת, ובמקרה הצלחה עובר לחלון הראשי/מחזיר לחלון ההתחברות; במקרה כשל מציג שגיאה.</w:t>
+        <w:t xml:space="preserve"> לשרת, ובמקרה הצלחה עובר לחלון הראשי</w:t>
+      </w:r>
+      <w:r>
+        <w:rPr>
+          <w:rFonts w:hint="cs"/>
+          <w:rtl/>
+        </w:rPr>
+        <w:t xml:space="preserve">, </w:t>
+      </w:r>
+      <w:r>
+        <w:rPr>
+          <w:rFonts w:hint="cs"/>
+          <w:rtl/>
+        </w:rPr>
+        <w:t>במקרה כשל מציג שגיאה.</w:t>
       </w:r>
     </w:p>
     <w:p>
@@ -7760,9 +8402,15 @@
       <w:r>
         <w:rPr>
           <w:rFonts w:hint="cs"/>
-          <w:rtl/>
-        </w:rPr>
-        <w:t>מזהה המשתמש המחובר.</w:t>
+        </w:rPr>
+        <w:t>ID</w:t>
+      </w:r>
+      <w:r>
+        <w:rPr>
+          <w:rFonts w:hint="cs"/>
+          <w:rtl/>
+        </w:rPr>
+        <w:t xml:space="preserve"> המשתמש המחובר.</w:t>
       </w:r>
     </w:p>
     <w:p>
@@ -7904,7 +8552,20 @@
           <w:rFonts w:hint="cs"/>
           <w:rtl/>
         </w:rPr>
-        <w:t>, מזהה משתמש, חלון התחברות ושם תצוגה.</w:t>
+        <w:t xml:space="preserve">, </w:t>
+      </w:r>
+      <w:r>
+        <w:rPr>
+          <w:rFonts w:hint="cs"/>
+        </w:rPr>
+        <w:t>ID</w:t>
+      </w:r>
+      <w:r>
+        <w:rPr>
+          <w:rFonts w:hint="cs"/>
+          <w:rtl/>
+        </w:rPr>
+        <w:t xml:space="preserve"> משתמש, חלון התחברות ושם תצוגה.</w:t>
       </w:r>
     </w:p>
     <w:p>
@@ -8280,17 +8941,21 @@
           <w:rFonts w:hint="cs"/>
           <w:rtl/>
         </w:rPr>
-        <w:t xml:space="preserve"> ומחבר אותו כך שבלחיצה תופעל הקריאה </w:t>
-      </w:r>
-      <w:r>
-        <w:t>create_new_notebook(self.id, line_edit.text())</w:t>
-      </w:r>
-      <w:r>
-        <w:rPr>
-          <w:rFonts w:hint="cs"/>
-          <w:rtl/>
-        </w:rPr>
-        <w:t>; מחזיר את הכפתור.</w:t>
+        <w:t xml:space="preserve"> ומחבר אותו כך שבלחיצה תופעל </w:t>
+      </w:r>
+      <w:r>
+        <w:rPr>
+          <w:rFonts w:hint="cs"/>
+          <w:rtl/>
+        </w:rPr>
+        <w:t>הפונקציה ליצירת המחברת</w:t>
+      </w:r>
+      <w:r>
+        <w:rPr>
+          <w:rFonts w:hint="cs"/>
+          <w:rtl/>
+        </w:rPr>
+        <w:t xml:space="preserve"> מחזיר את הכפתור.</w:t>
       </w:r>
     </w:p>
     <w:p>
@@ -8334,7 +8999,21 @@
           <w:rFonts w:hint="cs"/>
           <w:rtl/>
         </w:rPr>
-        <w:t>טענת יציאה: מציג/מסתיר את מסגרת הוספת המחברת; כאשר מוצגת – מעלה אותה קדימה ומעדכן את מיקומה.</w:t>
+        <w:t>טענת יציאה: מציג/מסתיר את מסגרת הוספת המחברת</w:t>
+      </w:r>
+      <w:r>
+        <w:rPr>
+          <w:rFonts w:hint="cs"/>
+          <w:rtl/>
+        </w:rPr>
+        <w:t>,</w:t>
+      </w:r>
+      <w:r>
+        <w:rPr>
+          <w:rFonts w:hint="cs"/>
+          <w:rtl/>
+        </w:rPr>
+        <w:t xml:space="preserve"> כאשר מוצגת – מעלה אותה קדימה ומעדכן את מיקומה.</w:t>
       </w:r>
     </w:p>
     <w:p>
@@ -8362,7 +9041,20 @@
           <w:rFonts w:hint="cs"/>
           <w:rtl/>
         </w:rPr>
-        <w:t>טענת כניסה: מזהה משתמש ושם מחברת חדשה.</w:t>
+        <w:t xml:space="preserve">טענת כניסה: </w:t>
+      </w:r>
+      <w:r>
+        <w:rPr>
+          <w:rFonts w:hint="cs"/>
+        </w:rPr>
+        <w:t>ID</w:t>
+      </w:r>
+      <w:r>
+        <w:rPr>
+          <w:rFonts w:hint="cs"/>
+          <w:rtl/>
+        </w:rPr>
+        <w:t xml:space="preserve"> משתמש ושם מחברת חדשה.</w:t>
       </w:r>
     </w:p>
     <w:p>
@@ -8460,7 +9152,20 @@
           <w:rFonts w:hint="cs"/>
           <w:rtl/>
         </w:rPr>
-        <w:t>טענת כניסה: מזהה משתמש (</w:t>
+        <w:t xml:space="preserve">טענת כניסה: </w:t>
+      </w:r>
+      <w:r>
+        <w:rPr>
+          <w:rFonts w:hint="cs"/>
+        </w:rPr>
+        <w:t>ID</w:t>
+      </w:r>
+      <w:r>
+        <w:rPr>
+          <w:rFonts w:hint="cs"/>
+          <w:rtl/>
+        </w:rPr>
+        <w:t xml:space="preserve"> משתמש (</w:t>
       </w:r>
       <w:r>
         <w:rPr>
@@ -8675,17 +9380,7 @@
           <w:rFonts w:hint="cs"/>
           <w:rtl/>
         </w:rPr>
-        <w:t xml:space="preserve">טענת יציאה: יוצרת כפתור </w:t>
-      </w:r>
-      <w:r>
-        <w:t>+</w:t>
-      </w:r>
-      <w:r>
-        <w:rPr>
-          <w:rFonts w:hint="cs"/>
-          <w:rtl/>
-        </w:rPr>
-        <w:t xml:space="preserve"> (עם אייקון) להצגת/הסתרת מסגרת יצירת מחברת, ומחברת אותו לפעולה המתאימה.</w:t>
+        <w:t>טענת יציאה: יוצרת כפתור להצגת/הסתרת מסגרת יצירת מחברת, ומחברת אותו לפעולה המתאימה.</w:t>
       </w:r>
     </w:p>
     <w:p>
@@ -9037,10 +9732,16 @@
       <w:r>
         <w:rPr>
           <w:rFonts w:hint="cs"/>
-          <w:rtl/>
         </w:rPr>
         <w:lastRenderedPageBreak/>
-        <w:t>מזהה/שם המחברת המוצגת (השם המלא כפי שמזוהה מול השרת).</w:t>
+        <w:t>ID</w:t>
+      </w:r>
+      <w:r>
+        <w:rPr>
+          <w:rFonts w:hint="cs"/>
+          <w:rtl/>
+        </w:rPr>
+        <w:t>/שם המחברת המוצגת (השם המלא כפי שמזוהה מול השרת).</w:t>
       </w:r>
     </w:p>
     <w:p>
@@ -9132,9 +9833,15 @@
       <w:r>
         <w:rPr>
           <w:rFonts w:hint="cs"/>
-          <w:rtl/>
-        </w:rPr>
-        <w:t>מזהה המשתמש המחובר (מחרוזת).</w:t>
+        </w:rPr>
+        <w:t>ID</w:t>
+      </w:r>
+      <w:r>
+        <w:rPr>
+          <w:rFonts w:hint="cs"/>
+          <w:rtl/>
+        </w:rPr>
+        <w:t xml:space="preserve"> המשתמש המחובר (מחרוזת).</w:t>
       </w:r>
     </w:p>
     <w:p>
@@ -10030,7 +10737,17 @@
           <w:rFonts w:hint="cs"/>
           <w:rtl/>
         </w:rPr>
-        <w:t xml:space="preserve">טענת כניסה: חלון ראשי, מזהה משתמש, מופע </w:t>
+        <w:t xml:space="preserve">טענת כניסה: חלון ראשי, </w:t>
+      </w:r>
+      <w:r>
+        <w:t>ID</w:t>
+      </w:r>
+      <w:r>
+        <w:rPr>
+          <w:rFonts w:hint="cs"/>
+          <w:rtl/>
+        </w:rPr>
+        <w:t xml:space="preserve"> משתמש, מופע </w:t>
       </w:r>
       <w:r>
         <w:rPr>
@@ -10208,7 +10925,47 @@
           <w:rFonts w:hint="cs"/>
           <w:rtl/>
         </w:rPr>
-        <w:t>, מזהה דף ומזהה סטורק/משתמש בהתאם למימוש.</w:t>
+        <w:t xml:space="preserve">, </w:t>
+      </w:r>
+      <w:r>
+        <w:rPr>
+          <w:rFonts w:hint="cs"/>
+        </w:rPr>
+        <w:t>ID</w:t>
+      </w:r>
+      <w:r>
+        <w:rPr>
+          <w:rFonts w:hint="cs"/>
+          <w:rtl/>
+        </w:rPr>
+        <w:t xml:space="preserve"> דף ו</w:t>
+      </w:r>
+      <w:r>
+        <w:rPr>
+          <w:rFonts w:hint="cs"/>
+        </w:rPr>
+        <w:t>ID</w:t>
+      </w:r>
+      <w:r>
+        <w:rPr>
+          <w:rFonts w:hint="cs"/>
+          <w:rtl/>
+        </w:rPr>
+        <w:t xml:space="preserve"> </w:t>
+      </w:r>
+      <w:r>
+        <w:rPr>
+          <w:rFonts w:hint="cs"/>
+          <w:rtl/>
+        </w:rPr>
+        <w:t>קו</w:t>
+      </w:r>
+      <w:r>
+        <w:rPr>
+          <w:rFonts w:hint="cs"/>
+          <w:rtl/>
+        </w:rPr>
+        <w:t>/משתמש בהתאם למימוש.</w:t>
       </w:r>
     </w:p>
     <w:p>
@@ -10244,7 +11001,34 @@
           <w:rFonts w:hint="cs"/>
           <w:rtl/>
         </w:rPr>
-        <w:t xml:space="preserve"> לשרת ומחזירה את מזהה הסטורק כפי שהוקצה ע״י השרת.</w:t>
+        <w:t xml:space="preserve"> לשרת ומחזירה את </w:t>
+      </w:r>
+      <w:r>
+        <w:rPr>
+          <w:rFonts w:hint="cs"/>
+        </w:rPr>
+        <w:t>ID</w:t>
+      </w:r>
+      <w:r>
+        <w:rPr>
+          <w:rFonts w:hint="cs"/>
+          <w:rtl/>
+        </w:rPr>
+        <w:t xml:space="preserve"> ה</w:t>
+      </w:r>
+      <w:r>
+        <w:rPr>
+          <w:rFonts w:hint="cs"/>
+          <w:rtl/>
+        </w:rPr>
+        <w:t>קו</w:t>
+      </w:r>
+      <w:r>
+        <w:rPr>
+          <w:rFonts w:hint="cs"/>
+          <w:rtl/>
+        </w:rPr>
+        <w:t xml:space="preserve"> כפי שהוקצה ע״י השרת.</w:t>
       </w:r>
     </w:p>
     <w:p>
@@ -10272,23 +11056,77 @@
           <w:rFonts w:hint="cs"/>
           <w:rtl/>
         </w:rPr>
-        <w:t>טענת כניסה: מזהה דף ומזהה סטורק למחיקה.</w:t>
-      </w:r>
-    </w:p>
-    <w:p>
-      <w:pPr>
-        <w:pStyle w:val="Descr"/>
-        <w:rPr>
-          <w:kern w:val="0"/>
-          <w14:ligatures w14:val="none"/>
-        </w:rPr>
-      </w:pPr>
-      <w:r>
-        <w:rPr>
-          <w:rFonts w:hint="cs"/>
-          <w:rtl/>
-        </w:rPr>
-        <w:t>טענת יציאה: מסירה סטורק מהדף ושולחת בקשת מחיקה לשרת.</w:t>
+        <w:t xml:space="preserve">טענת כניסה: </w:t>
+      </w:r>
+      <w:r>
+        <w:rPr>
+          <w:rFonts w:hint="cs"/>
+        </w:rPr>
+        <w:t>ID</w:t>
+      </w:r>
+      <w:r>
+        <w:rPr>
+          <w:rFonts w:hint="cs"/>
+          <w:rtl/>
+        </w:rPr>
+        <w:t xml:space="preserve"> דף ו</w:t>
+      </w:r>
+      <w:r>
+        <w:rPr>
+          <w:rFonts w:hint="cs"/>
+        </w:rPr>
+        <w:t>ID</w:t>
+      </w:r>
+      <w:r>
+        <w:rPr>
+          <w:rFonts w:hint="cs"/>
+          <w:rtl/>
+        </w:rPr>
+        <w:t xml:space="preserve"> </w:t>
+      </w:r>
+      <w:r>
+        <w:rPr>
+          <w:rFonts w:hint="cs"/>
+          <w:rtl/>
+        </w:rPr>
+        <w:t>קו</w:t>
+      </w:r>
+      <w:r>
+        <w:rPr>
+          <w:rFonts w:hint="cs"/>
+          <w:rtl/>
+        </w:rPr>
+        <w:t xml:space="preserve"> למחיקה.</w:t>
+      </w:r>
+    </w:p>
+    <w:p>
+      <w:pPr>
+        <w:pStyle w:val="Descr"/>
+        <w:rPr>
+          <w:kern w:val="0"/>
+          <w14:ligatures w14:val="none"/>
+        </w:rPr>
+      </w:pPr>
+      <w:r>
+        <w:rPr>
+          <w:rFonts w:hint="cs"/>
+          <w:rtl/>
+        </w:rPr>
+        <w:t xml:space="preserve">טענת יציאה: מסירה </w:t>
+      </w:r>
+      <w:r>
+        <w:rPr>
+          <w:rFonts w:hint="cs"/>
+          <w:rtl/>
+        </w:rPr>
+        <w:t>קו</w:t>
+      </w:r>
+      <w:r>
+        <w:rPr>
+          <w:rFonts w:hint="cs"/>
+          <w:rtl/>
+        </w:rPr>
+        <w:t xml:space="preserve"> מהדף ושולחת בקשת מחיקה לשרת.</w:t>
       </w:r>
     </w:p>
     <w:p>
@@ -10316,7 +11154,20 @@
           <w:rFonts w:hint="cs"/>
           <w:rtl/>
         </w:rPr>
-        <w:t>טענת כניסה: מזהה דף חדש ומידע/אובייקט דף (</w:t>
+        <w:t xml:space="preserve">טענת כניסה: </w:t>
+      </w:r>
+      <w:r>
+        <w:rPr>
+          <w:rFonts w:hint="cs"/>
+        </w:rPr>
+        <w:t>ID</w:t>
+      </w:r>
+      <w:r>
+        <w:rPr>
+          <w:rFonts w:hint="cs"/>
+          <w:rtl/>
+        </w:rPr>
+        <w:t xml:space="preserve"> דף חדש ומידע/אובייקט דף (</w:t>
       </w:r>
       <w:r>
         <w:rPr>
@@ -10374,23 +11225,50 @@
           <w:rFonts w:hint="cs"/>
           <w:rtl/>
         </w:rPr>
-        <w:t>טענת כניסה: מזהה הדף לניקוי.</w:t>
-      </w:r>
-    </w:p>
-    <w:p>
-      <w:pPr>
-        <w:pStyle w:val="Descr"/>
-        <w:rPr>
-          <w:kern w:val="0"/>
-          <w14:ligatures w14:val="none"/>
-        </w:rPr>
-      </w:pPr>
-      <w:r>
-        <w:rPr>
-          <w:rFonts w:hint="cs"/>
-          <w:rtl/>
-        </w:rPr>
-        <w:t>טענת יציאה: מנקה את הדף מסטורקים ומדווח לשרת לצורך סנכרון.</w:t>
+        <w:t xml:space="preserve">טענת כניסה: </w:t>
+      </w:r>
+      <w:r>
+        <w:rPr>
+          <w:rFonts w:hint="cs"/>
+        </w:rPr>
+        <w:t>ID</w:t>
+      </w:r>
+      <w:r>
+        <w:rPr>
+          <w:rFonts w:hint="cs"/>
+          <w:rtl/>
+        </w:rPr>
+        <w:t xml:space="preserve"> הדף לניקוי.</w:t>
+      </w:r>
+    </w:p>
+    <w:p>
+      <w:pPr>
+        <w:pStyle w:val="Descr"/>
+        <w:rPr>
+          <w:kern w:val="0"/>
+          <w14:ligatures w14:val="none"/>
+        </w:rPr>
+      </w:pPr>
+      <w:r>
+        <w:rPr>
+          <w:rFonts w:hint="cs"/>
+          <w:rtl/>
+        </w:rPr>
+        <w:t>טענת יציאה: מנקה את הדף מ</w:t>
+      </w:r>
+      <w:r>
+        <w:rPr>
+          <w:rFonts w:hint="cs"/>
+          <w:rtl/>
+        </w:rPr>
+        <w:t>קו</w:t>
+      </w:r>
+      <w:r>
+        <w:rPr>
+          <w:rFonts w:hint="cs"/>
+          <w:rtl/>
+        </w:rPr>
+        <w:t>ים ומדווח לשרת לצורך סנכרון.</w:t>
       </w:r>
     </w:p>
     <w:p>
@@ -10418,7 +11296,20 @@
           <w:rFonts w:hint="cs"/>
           <w:rtl/>
         </w:rPr>
-        <w:t>טענת כניסה: סוג רקע חדש ומזהה דף.</w:t>
+        <w:t>טענת כניסה: סוג רקע חדש ו</w:t>
+      </w:r>
+      <w:r>
+        <w:rPr>
+          <w:rFonts w:hint="cs"/>
+        </w:rPr>
+        <w:t>ID</w:t>
+      </w:r>
+      <w:r>
+        <w:rPr>
+          <w:rFonts w:hint="cs"/>
+          <w:rtl/>
+        </w:rPr>
+        <w:t xml:space="preserve"> דף.</w:t>
       </w:r>
     </w:p>
     <w:p>
@@ -10666,7 +11557,20 @@
           <w:rFonts w:hint="cs"/>
           <w:rtl/>
         </w:rPr>
-        <w:t>מבנה נתונים המייצג את הדפים במחברת (למשל מילון לפי מזהה דף).</w:t>
+        <w:t xml:space="preserve">מבנה נתונים המייצג את הדפים במחברת (למשל מילון לפי </w:t>
+      </w:r>
+      <w:r>
+        <w:rPr>
+          <w:rFonts w:hint="cs"/>
+        </w:rPr>
+        <w:t>ID</w:t>
+      </w:r>
+      <w:r>
+        <w:rPr>
+          <w:rFonts w:hint="cs"/>
+          <w:rtl/>
+        </w:rPr>
+        <w:t xml:space="preserve"> דף).</w:t>
       </w:r>
     </w:p>
     <w:p>
@@ -10722,7 +11626,21 @@
           <w:rFonts w:hint="cs"/>
           <w:rtl/>
         </w:rPr>
-        <w:t>פקטור זום גלובלי המוחל על כל הדפים.</w:t>
+        <w:t>פקטור זום גלובלי המו</w:t>
+      </w:r>
+      <w:r>
+        <w:rPr>
+          <w:rFonts w:hint="cs"/>
+          <w:rtl/>
+        </w:rPr>
+        <w:t>כ</w:t>
+      </w:r>
+      <w:r>
+        <w:rPr>
+          <w:rFonts w:hint="cs"/>
+          <w:rtl/>
+        </w:rPr>
+        <w:t>ל על כל הדפים.</w:t>
       </w:r>
     </w:p>
     <w:p>
@@ -10779,7 +11697,20 @@
           <w:rFonts w:hint="cs"/>
           <w:rtl/>
         </w:rPr>
-        <w:t>חותמת זמן/מזהה שינוי אחרון לצורך סנכרון מול השרת.</w:t>
+        <w:t>חותמת זמן/</w:t>
+      </w:r>
+      <w:r>
+        <w:rPr>
+          <w:rFonts w:hint="cs"/>
+        </w:rPr>
+        <w:t>ID</w:t>
+      </w:r>
+      <w:r>
+        <w:rPr>
+          <w:rFonts w:hint="cs"/>
+          <w:rtl/>
+        </w:rPr>
+        <w:t xml:space="preserve"> שינוי אחרון לצורך סנכרון מול השרת.</w:t>
       </w:r>
     </w:p>
     <w:p>
@@ -10971,7 +11902,7 @@
           <w:rFonts w:hint="cs"/>
           <w:rtl/>
         </w:rPr>
-        <w:t>טענת כניסה: אובייקט/נתוני דף (</w:t>
+        <w:t>טענת כניסה: נתוני דף (</w:t>
       </w:r>
       <w:r>
         <w:rPr>
@@ -11288,7 +12219,20 @@
           <w:rFonts w:hint="cs"/>
           <w:rtl/>
         </w:rPr>
-        <w:t>), מזהה דף (</w:t>
+        <w:t xml:space="preserve">), </w:t>
+      </w:r>
+      <w:r>
+        <w:rPr>
+          <w:rFonts w:hint="cs"/>
+        </w:rPr>
+        <w:t>ID</w:t>
+      </w:r>
+      <w:r>
+        <w:rPr>
+          <w:rFonts w:hint="cs"/>
+          <w:rtl/>
+        </w:rPr>
+        <w:t xml:space="preserve"> דף (</w:t>
       </w:r>
       <w:r>
         <w:rPr>
@@ -11330,7 +12274,21 @@
           <w:rFonts w:hint="cs"/>
           <w:rtl/>
         </w:rPr>
-        <w:t>טענת יציאה: מעדכנת את המחברת בהתאם לעדכון מהשרת (הוספת/מחיקת סטורק, שינוי רקע, ניקוי וכו׳).</w:t>
+        <w:t xml:space="preserve">טענת יציאה: מעדכנת את המחברת בהתאם לעדכון מהשרת (הוספת/מחיקת </w:t>
+      </w:r>
+      <w:r>
+        <w:rPr>
+          <w:rFonts w:hint="cs"/>
+          <w:rtl/>
+        </w:rPr>
+        <w:t>קו</w:t>
+      </w:r>
+      <w:r>
+        <w:rPr>
+          <w:rFonts w:hint="cs"/>
+          <w:rtl/>
+        </w:rPr>
+        <w:t>, שינוי רקע, ניקוי וכו׳).</w:t>
       </w:r>
     </w:p>
     <w:p>
@@ -11419,7 +12377,21 @@
           <w:rFonts w:hint="cs"/>
           <w:rtl/>
         </w:rPr>
-        <w:t xml:space="preserve"> רכיב ציור מותאם אישית המהווה את משטח העבודה בדף המחברת. המחלקה תומכת בכלי ציור (עט/מרקר), מחיקה, בחירה והזזת סטורקים, שינוי רקע, זום ותמיכה במחוות, וכן מייצרת אירועי עדכון שנשלחים לשרת לצורך סנכרון.</w:t>
+        <w:t xml:space="preserve"> רכיב ציור מותאם אישית המהווה את משטח העבודה בדף המחברת. המחלקה תומכת בכלי ציור (עט/מרקר), מחיקה, בחירה והזזת </w:t>
+      </w:r>
+      <w:r>
+        <w:rPr>
+          <w:rFonts w:hint="cs"/>
+          <w:rtl/>
+        </w:rPr>
+        <w:t>קו</w:t>
+      </w:r>
+      <w:r>
+        <w:rPr>
+          <w:rFonts w:hint="cs"/>
+          <w:rtl/>
+        </w:rPr>
+        <w:t>ים, שינוי רקע, זום ותמיכה במחוות, וכן מייצרת אירועי עדכון שנשלחים לשרת לצורך סנכרון.</w:t>
       </w:r>
     </w:p>
     <w:p>
@@ -11464,7 +12436,21 @@
           <w:rFonts w:hint="cs"/>
           <w:rtl/>
         </w:rPr>
-        <w:t>אוסף הסטורקים הקיימים בדף.</w:t>
+        <w:t>אוסף ה</w:t>
+      </w:r>
+      <w:r>
+        <w:rPr>
+          <w:rFonts w:hint="cs"/>
+          <w:rtl/>
+        </w:rPr>
+        <w:t>קו</w:t>
+      </w:r>
+      <w:r>
+        <w:rPr>
+          <w:rFonts w:hint="cs"/>
+          <w:rtl/>
+        </w:rPr>
+        <w:t>ים הקיימים בדף.</w:t>
       </w:r>
     </w:p>
     <w:p>
@@ -11492,7 +12478,21 @@
           <w:rFonts w:hint="cs"/>
           <w:rtl/>
         </w:rPr>
-        <w:t>נקודות הסטורק שנמצא כעת בתהליך ציור.</w:t>
+        <w:t>נקודות ה</w:t>
+      </w:r>
+      <w:r>
+        <w:rPr>
+          <w:rFonts w:hint="cs"/>
+          <w:rtl/>
+        </w:rPr>
+        <w:t>קו</w:t>
+      </w:r>
+      <w:r>
+        <w:rPr>
+          <w:rFonts w:hint="cs"/>
+          <w:rtl/>
+        </w:rPr>
+        <w:t xml:space="preserve"> שנמצא כעת בתהליך ציור.</w:t>
       </w:r>
     </w:p>
     <w:p>
@@ -11520,7 +12520,21 @@
           <w:rFonts w:hint="cs"/>
           <w:rtl/>
         </w:rPr>
-        <w:t>הסטורק שנבחר (לצורך הזזה/מחיקה) כאשר כלי הבחירה פעיל.</w:t>
+        <w:t>ה</w:t>
+      </w:r>
+      <w:r>
+        <w:rPr>
+          <w:rFonts w:hint="cs"/>
+          <w:rtl/>
+        </w:rPr>
+        <w:t>קו</w:t>
+      </w:r>
+      <w:r>
+        <w:rPr>
+          <w:rFonts w:hint="cs"/>
+          <w:rtl/>
+        </w:rPr>
+        <w:t xml:space="preserve"> שנבחר (לצורך הזזה/מחיקה) כאשר כלי הבחירה פעיל.</w:t>
       </w:r>
     </w:p>
     <w:p>
@@ -11702,7 +12716,21 @@
           <w:rFonts w:hint="cs"/>
           <w:rtl/>
         </w:rPr>
-        <w:t xml:space="preserve"> לצורך שליחת פעולות לשרת (הוספת/מחיקת סטורק וכו׳).</w:t>
+        <w:t xml:space="preserve"> לצורך שליחת פעולות לשרת (הוספת/מחיקת </w:t>
+      </w:r>
+      <w:r>
+        <w:rPr>
+          <w:rFonts w:hint="cs"/>
+          <w:rtl/>
+        </w:rPr>
+        <w:t>קו</w:t>
+      </w:r>
+      <w:r>
+        <w:rPr>
+          <w:rFonts w:hint="cs"/>
+          <w:rtl/>
+        </w:rPr>
+        <w:t xml:space="preserve"> וכו׳).</w:t>
       </w:r>
     </w:p>
     <w:p>
@@ -11730,7 +12758,34 @@
           <w:rFonts w:hint="cs"/>
           <w:rtl/>
         </w:rPr>
-        <w:t>מונה/מזהה ליצירת סטורקים חדשים בצורה עקבית.</w:t>
+        <w:t>מונה/</w:t>
+      </w:r>
+      <w:r>
+        <w:rPr>
+          <w:rFonts w:hint="cs"/>
+        </w:rPr>
+        <w:t>ID</w:t>
+      </w:r>
+      <w:r>
+        <w:rPr>
+          <w:rFonts w:hint="cs"/>
+          <w:rtl/>
+        </w:rPr>
+        <w:t xml:space="preserve"> ליצירת </w:t>
+      </w:r>
+      <w:r>
+        <w:rPr>
+          <w:rFonts w:hint="cs"/>
+          <w:rtl/>
+        </w:rPr>
+        <w:t>קו</w:t>
+      </w:r>
+      <w:r>
+        <w:rPr>
+          <w:rFonts w:hint="cs"/>
+          <w:rtl/>
+        </w:rPr>
+        <w:t>ים חדשים בצורה עקבית.</w:t>
       </w:r>
     </w:p>
     <w:p>
@@ -11788,23 +12843,50 @@
           <w:rFonts w:hint="cs"/>
           <w:rtl/>
         </w:rPr>
-        <w:t>, מזהה משתמש/דף, נתוני דף התחלתיים).</w:t>
-      </w:r>
-    </w:p>
-    <w:p>
-      <w:pPr>
-        <w:pStyle w:val="Descr"/>
-        <w:rPr>
-          <w:kern w:val="0"/>
-          <w14:ligatures w14:val="none"/>
-        </w:rPr>
-      </w:pPr>
-      <w:r>
-        <w:rPr>
-          <w:rFonts w:hint="cs"/>
-          <w:rtl/>
-        </w:rPr>
-        <w:t>טענת יציאה: מאתחל את הקנבס, טוען סטורקים קיימים ומגדיר כלי ברירת מחדל, גודל וצבע.</w:t>
+        <w:t xml:space="preserve">, </w:t>
+      </w:r>
+      <w:r>
+        <w:rPr>
+          <w:rFonts w:hint="cs"/>
+        </w:rPr>
+        <w:t>ID</w:t>
+      </w:r>
+      <w:r>
+        <w:rPr>
+          <w:rFonts w:hint="cs"/>
+          <w:rtl/>
+        </w:rPr>
+        <w:t xml:space="preserve"> משתמש/דף, נתוני דף התחלתיים).</w:t>
+      </w:r>
+    </w:p>
+    <w:p>
+      <w:pPr>
+        <w:pStyle w:val="Descr"/>
+        <w:rPr>
+          <w:kern w:val="0"/>
+          <w14:ligatures w14:val="none"/>
+        </w:rPr>
+      </w:pPr>
+      <w:r>
+        <w:rPr>
+          <w:rFonts w:hint="cs"/>
+          <w:rtl/>
+        </w:rPr>
+        <w:t xml:space="preserve">טענת יציאה: מאתחל את הקנבס, טוען </w:t>
+      </w:r>
+      <w:r>
+        <w:rPr>
+          <w:rFonts w:hint="cs"/>
+          <w:rtl/>
+        </w:rPr>
+        <w:t>קו</w:t>
+      </w:r>
+      <w:r>
+        <w:rPr>
+          <w:rFonts w:hint="cs"/>
+          <w:rtl/>
+        </w:rPr>
+        <w:t>ים קיימים ומגדיר כלי ברירת מחדל, גודל וצבע.</w:t>
       </w:r>
     </w:p>
     <w:p>
@@ -11874,7 +12956,35 @@
           <w:rFonts w:hint="cs"/>
           <w:rtl/>
         </w:rPr>
-        <w:t>טענת יציאה: מצייר את הרקע והסטורקים הקיימים, וכן סטורק שנמצא בתהליך ציור.</w:t>
+        <w:t>טענת יציאה: מצייר את הרקע וה</w:t>
+      </w:r>
+      <w:r>
+        <w:rPr>
+          <w:rFonts w:hint="cs"/>
+          <w:rtl/>
+        </w:rPr>
+        <w:t>קו</w:t>
+      </w:r>
+      <w:r>
+        <w:rPr>
+          <w:rFonts w:hint="cs"/>
+          <w:rtl/>
+        </w:rPr>
+        <w:t xml:space="preserve">ים הקיימים, וכן </w:t>
+      </w:r>
+      <w:r>
+        <w:rPr>
+          <w:rFonts w:hint="cs"/>
+          <w:rtl/>
+        </w:rPr>
+        <w:t>קו</w:t>
+      </w:r>
+      <w:r>
+        <w:rPr>
+          <w:rFonts w:hint="cs"/>
+          <w:rtl/>
+        </w:rPr>
+        <w:t xml:space="preserve"> שנמצא בתהליך ציור.</w:t>
       </w:r>
     </w:p>
     <w:p>
@@ -11982,7 +13092,35 @@
           <w:rFonts w:hint="cs"/>
           <w:rtl/>
         </w:rPr>
-        <w:t>טענת יציאה: בעת גרירה, מוסיף נקודות לסטורק נוכחי או מזיז סטורק נבחר בהתאם לכלי הפעיל.</w:t>
+        <w:t>טענת יציאה: בעת גרירה, מוסיף נקודות ל</w:t>
+      </w:r>
+      <w:r>
+        <w:rPr>
+          <w:rFonts w:hint="cs"/>
+          <w:rtl/>
+        </w:rPr>
+        <w:t>קו</w:t>
+      </w:r>
+      <w:r>
+        <w:rPr>
+          <w:rFonts w:hint="cs"/>
+          <w:rtl/>
+        </w:rPr>
+        <w:t xml:space="preserve"> נוכחי או מזיז </w:t>
+      </w:r>
+      <w:r>
+        <w:rPr>
+          <w:rFonts w:hint="cs"/>
+          <w:rtl/>
+        </w:rPr>
+        <w:t>קו</w:t>
+      </w:r>
+      <w:r>
+        <w:rPr>
+          <w:rFonts w:hint="cs"/>
+          <w:rtl/>
+        </w:rPr>
+        <w:t xml:space="preserve"> נבחר בהתאם לכלי הפעיל.</w:t>
       </w:r>
     </w:p>
     <w:p>
@@ -12036,7 +13174,63 @@
           <w:rFonts w:hint="cs"/>
           <w:rtl/>
         </w:rPr>
-        <w:t>טענת יציאה: מסיים ציור או תזוזה; עשוי ליצור סטורק חדש/לעדכן סטורק קיים ולדווח לשרת בהתאם למימוש.</w:t>
+        <w:t>טענת יציאה: מסיים ציור או תזוזה</w:t>
+      </w:r>
+      <w:r>
+        <w:rPr>
+          <w:rFonts w:hint="cs"/>
+          <w:rtl/>
+        </w:rPr>
+        <w:t>,</w:t>
+      </w:r>
+      <w:r>
+        <w:rPr>
+          <w:rFonts w:hint="cs"/>
+          <w:rtl/>
+        </w:rPr>
+        <w:t xml:space="preserve"> יצור </w:t>
+      </w:r>
+      <w:r>
+        <w:rPr>
+          <w:rFonts w:hint="cs"/>
+          <w:rtl/>
+        </w:rPr>
+        <w:t>קו</w:t>
+      </w:r>
+      <w:r>
+        <w:rPr>
+          <w:rFonts w:hint="cs"/>
+          <w:rtl/>
+        </w:rPr>
+        <w:t xml:space="preserve"> חדש/</w:t>
+      </w:r>
+      <w:r>
+        <w:rPr>
+          <w:rFonts w:hint="cs"/>
+          <w:rtl/>
+        </w:rPr>
+        <w:t>י</w:t>
+      </w:r>
+      <w:r>
+        <w:rPr>
+          <w:rFonts w:hint="cs"/>
+          <w:rtl/>
+        </w:rPr>
+        <w:t xml:space="preserve">עדכן </w:t>
+      </w:r>
+      <w:r>
+        <w:rPr>
+          <w:rFonts w:hint="cs"/>
+          <w:rtl/>
+        </w:rPr>
+        <w:t>קו</w:t>
+      </w:r>
+      <w:r>
+        <w:rPr>
+          <w:rFonts w:hint="cs"/>
+          <w:rtl/>
+        </w:rPr>
+        <w:t xml:space="preserve"> קיים ולדווח לשרת בהתאם למימוש.</w:t>
       </w:r>
     </w:p>
     <w:p>
@@ -12065,7 +13259,7 @@
           <w:rFonts w:hint="cs"/>
           <w:rtl/>
         </w:rPr>
-        <w:t>טענת כניסה: אין (משתמש בנתוני הסטורק שנאספו במהלך ציור).</w:t>
+        <w:t>טענת כניסה: אין</w:t>
       </w:r>
     </w:p>
     <w:p>
@@ -12151,7 +13345,21 @@
           <w:rFonts w:hint="cs"/>
           <w:rtl/>
         </w:rPr>
-        <w:t xml:space="preserve">טענת יציאה: מנקה את כל הסטורקים מהדף ומדווח לשרת באמצעות בקשת </w:t>
+        <w:t>טענת יציאה: מנקה את כל ה</w:t>
+      </w:r>
+      <w:r>
+        <w:rPr>
+          <w:rFonts w:hint="cs"/>
+          <w:rtl/>
+        </w:rPr>
+        <w:t>קו</w:t>
+      </w:r>
+      <w:r>
+        <w:rPr>
+          <w:rFonts w:hint="cs"/>
+          <w:rtl/>
+        </w:rPr>
+        <w:t xml:space="preserve">ים מהדף ומדווח לשרת באמצעות בקשת </w:t>
       </w:r>
       <w:r>
         <w:rPr>
@@ -12502,7 +13710,21 @@
           <w:rFonts w:hint="cs"/>
           <w:rtl/>
         </w:rPr>
-        <w:t>טענת כניסה: נתוני סטורק/עדכון (</w:t>
+        <w:t xml:space="preserve">טענת כניסה: נתוני </w:t>
+      </w:r>
+      <w:r>
+        <w:rPr>
+          <w:rFonts w:hint="cs"/>
+          <w:rtl/>
+        </w:rPr>
+        <w:t>קו</w:t>
+      </w:r>
+      <w:r>
+        <w:rPr>
+          <w:rFonts w:hint="cs"/>
+          <w:rtl/>
+        </w:rPr>
+        <w:t>/עדכון (</w:t>
       </w:r>
       <w:r>
         <w:t>data</w:t>
@@ -12529,7 +13751,21 @@
           <w:rtl/>
         </w:rPr>
         <w:lastRenderedPageBreak/>
-        <w:t>טענת יציאה: מיישמת עדכון הוספת סטורק על הקנבס לצורך סנכרון.</w:t>
+        <w:t xml:space="preserve">טענת יציאה: מיישמת עדכון הוספת </w:t>
+      </w:r>
+      <w:r>
+        <w:rPr>
+          <w:rFonts w:hint="cs"/>
+          <w:rtl/>
+        </w:rPr>
+        <w:t>קו</w:t>
+      </w:r>
+      <w:r>
+        <w:rPr>
+          <w:rFonts w:hint="cs"/>
+          <w:rtl/>
+        </w:rPr>
+        <w:t xml:space="preserve"> על הקנבס לצורך סנכרון.</w:t>
       </w:r>
     </w:p>
     <w:p>
@@ -12557,7 +13793,34 @@
           <w:rFonts w:hint="cs"/>
           <w:rtl/>
         </w:rPr>
-        <w:t>טענת כניסה: מזהה סטורק למחיקה (</w:t>
+        <w:t xml:space="preserve">טענת כניסה: </w:t>
+      </w:r>
+      <w:r>
+        <w:rPr>
+          <w:rFonts w:hint="cs"/>
+        </w:rPr>
+        <w:t>ID</w:t>
+      </w:r>
+      <w:r>
+        <w:rPr>
+          <w:rFonts w:hint="cs"/>
+          <w:rtl/>
+        </w:rPr>
+        <w:t xml:space="preserve"> </w:t>
+      </w:r>
+      <w:r>
+        <w:rPr>
+          <w:rFonts w:hint="cs"/>
+          <w:rtl/>
+        </w:rPr>
+        <w:t>קו</w:t>
+      </w:r>
+      <w:r>
+        <w:rPr>
+          <w:rFonts w:hint="cs"/>
+          <w:rtl/>
+        </w:rPr>
+        <w:t xml:space="preserve"> למחיקה (</w:t>
       </w:r>
       <w:r>
         <w:t>id</w:t>
@@ -12583,7 +13846,21 @@
           <w:rFonts w:hint="cs"/>
           <w:rtl/>
         </w:rPr>
-        <w:t>טענת יציאה: מסיר את הסטורק המתאים מהקנבס בהתאם לעדכון מהשרת.</w:t>
+        <w:t>טענת יציאה: מסיר את ה</w:t>
+      </w:r>
+      <w:r>
+        <w:rPr>
+          <w:rFonts w:hint="cs"/>
+          <w:rtl/>
+        </w:rPr>
+        <w:t>קו</w:t>
+      </w:r>
+      <w:r>
+        <w:rPr>
+          <w:rFonts w:hint="cs"/>
+          <w:rtl/>
+        </w:rPr>
+        <w:t xml:space="preserve"> המתאים מהקנבס בהתאם לעדכון מהשרת.</w:t>
       </w:r>
     </w:p>
     <w:p>
@@ -12637,7 +13914,21 @@
           <w:rFonts w:hint="cs"/>
           <w:rtl/>
         </w:rPr>
-        <w:t>טענת יציאה: מנקה את כל הסטורקים מהקנבס בהתאם לעדכון מהשרת ומרענן תצוגה.</w:t>
+        <w:t>טענת יציאה: מנקה את כל ה</w:t>
+      </w:r>
+      <w:r>
+        <w:rPr>
+          <w:rFonts w:hint="cs"/>
+          <w:rtl/>
+        </w:rPr>
+        <w:t>קו</w:t>
+      </w:r>
+      <w:r>
+        <w:rPr>
+          <w:rFonts w:hint="cs"/>
+          <w:rtl/>
+        </w:rPr>
+        <w:t>ים מהקנבס בהתאם לעדכון מהשרת ומרענן תצוגה.</w:t>
       </w:r>
     </w:p>
     <w:p>
@@ -12974,20 +14265,7 @@
           <w:rFonts w:hint="cs"/>
           <w:rtl/>
         </w:rPr>
-        <w:t xml:space="preserve">הרכיב המוצג בתוך אזור הגלילה (למשל </w:t>
-      </w:r>
-      <w:r>
-        <w:rPr>
-          <w:rFonts w:hint="cs"/>
-        </w:rPr>
-        <w:t>Notebook/CanvasContainer</w:t>
-      </w:r>
-      <w:r>
-        <w:rPr>
-          <w:rFonts w:hint="cs"/>
-          <w:rtl/>
-        </w:rPr>
-        <w:t>), המשמש לחישוב מרכוז וזום.</w:t>
+        <w:t>הרכיב המוצג בתוך אזור הגלילה המשמש לחישוב מרכוז וזום.</w:t>
       </w:r>
     </w:p>
     <w:p>
@@ -13164,7 +14442,34 @@
           <w:rFonts w:hint="cs"/>
           <w:rtl/>
         </w:rPr>
-        <w:t xml:space="preserve"> מייצגת סטורק (קו/ציור) בודד כקבוצת נקודות וזמני דגימה, יחד עם מאפייני עט (צבע וגודל) ומזהה. המחלקה תומכת בבדיקת קרבה לנקודה (לצורך בחירה/מחיקה) ובסריאליזציה לשליחה/שמירה.</w:t>
+        <w:t xml:space="preserve"> מייצגת </w:t>
+      </w:r>
+      <w:r>
+        <w:rPr>
+          <w:rFonts w:hint="cs"/>
+          <w:rtl/>
+        </w:rPr>
+        <w:t>קו</w:t>
+      </w:r>
+      <w:r>
+        <w:rPr>
+          <w:rFonts w:hint="cs"/>
+          <w:rtl/>
+        </w:rPr>
+        <w:t xml:space="preserve"> (קו/ציור) בודד כקבוצת נקודות וזמני דגימה, יחד עם מאפייני עט (צבע וגודל) ו</w:t>
+      </w:r>
+      <w:r>
+        <w:rPr>
+          <w:rFonts w:hint="cs"/>
+        </w:rPr>
+        <w:t>ID</w:t>
+      </w:r>
+      <w:r>
+        <w:rPr>
+          <w:rFonts w:hint="cs"/>
+          <w:rtl/>
+        </w:rPr>
+        <w:t>. המחלקה תומכת בבדיקת קרבה לנקודה (לצורך בחירה/מחיקה) ובסריאליזציה לשליחה/שמירה.</w:t>
       </w:r>
     </w:p>
     <w:p>
@@ -13222,7 +14527,21 @@
           <w:rFonts w:hint="cs"/>
           <w:rtl/>
         </w:rPr>
-        <w:t>) המרכיבות את הסטורק.</w:t>
+        <w:t>) המרכיבות את ה</w:t>
+      </w:r>
+      <w:r>
+        <w:rPr>
+          <w:rFonts w:hint="cs"/>
+          <w:rtl/>
+        </w:rPr>
+        <w:t>קו</w:t>
+      </w:r>
+      <w:r>
+        <w:rPr>
+          <w:rFonts w:hint="cs"/>
+          <w:rtl/>
+        </w:rPr>
+        <w:t>.</w:t>
       </w:r>
     </w:p>
     <w:p>
@@ -13278,7 +14597,21 @@
           <w:rFonts w:hint="cs"/>
           <w:rtl/>
         </w:rPr>
-        <w:t>צבע הסטורק.</w:t>
+        <w:t>צבע ה</w:t>
+      </w:r>
+      <w:r>
+        <w:rPr>
+          <w:rFonts w:hint="cs"/>
+          <w:rtl/>
+        </w:rPr>
+        <w:t>קו</w:t>
+      </w:r>
+      <w:r>
+        <w:rPr>
+          <w:rFonts w:hint="cs"/>
+          <w:rtl/>
+        </w:rPr>
+        <w:t>.</w:t>
       </w:r>
     </w:p>
     <w:p>
@@ -13306,7 +14639,21 @@
           <w:rFonts w:hint="cs"/>
           <w:rtl/>
         </w:rPr>
-        <w:t>עובי הסטורק.</w:t>
+        <w:t>עובי ה</w:t>
+      </w:r>
+      <w:r>
+        <w:rPr>
+          <w:rFonts w:hint="cs"/>
+          <w:rtl/>
+        </w:rPr>
+        <w:t>קו</w:t>
+      </w:r>
+      <w:r>
+        <w:rPr>
+          <w:rFonts w:hint="cs"/>
+          <w:rtl/>
+        </w:rPr>
+        <w:t>.</w:t>
       </w:r>
     </w:p>
     <w:p>
@@ -13334,7 +14681,21 @@
           <w:rFonts w:hint="cs"/>
           <w:rtl/>
         </w:rPr>
-        <w:t>דגל המסמן אם הסטורק נבחר ע"י המשתמש.</w:t>
+        <w:t>דגל המסמן אם ה</w:t>
+      </w:r>
+      <w:r>
+        <w:rPr>
+          <w:rFonts w:hint="cs"/>
+          <w:rtl/>
+        </w:rPr>
+        <w:t>קו</w:t>
+      </w:r>
+      <w:r>
+        <w:rPr>
+          <w:rFonts w:hint="cs"/>
+          <w:rtl/>
+        </w:rPr>
+        <w:t xml:space="preserve"> נבחר ע"י המשתמש.</w:t>
       </w:r>
     </w:p>
     <w:p>
@@ -13360,9 +14721,29 @@
       <w:r>
         <w:rPr>
           <w:rFonts w:hint="cs"/>
-          <w:rtl/>
-        </w:rPr>
-        <w:t>מזהה ייחודי של הסטורק לצורך סנכרון ומחיקה.</w:t>
+        </w:rPr>
+        <w:t>ID</w:t>
+      </w:r>
+      <w:r>
+        <w:rPr>
+          <w:rFonts w:hint="cs"/>
+          <w:rtl/>
+        </w:rPr>
+        <w:t xml:space="preserve"> ייחודי של ה</w:t>
+      </w:r>
+      <w:r>
+        <w:rPr>
+          <w:rFonts w:hint="cs"/>
+          <w:rtl/>
+        </w:rPr>
+        <w:t>קו</w:t>
+      </w:r>
+      <w:r>
+        <w:rPr>
+          <w:rFonts w:hint="cs"/>
+          <w:rtl/>
+        </w:rPr>
+        <w:t xml:space="preserve"> לצורך סנכרון ומחיקה.</w:t>
       </w:r>
     </w:p>
     <w:p>
@@ -13407,23 +14788,64 @@
           <w:rFonts w:hint="cs"/>
           <w:rtl/>
         </w:rPr>
-        <w:t>טענת כניסה: רשימת נקודות, רשימת זמנים, צבע, גודל ומזהה סטורק.</w:t>
-      </w:r>
-    </w:p>
-    <w:p>
-      <w:pPr>
-        <w:pStyle w:val="Descr"/>
-        <w:rPr>
-          <w:kern w:val="0"/>
-          <w14:ligatures w14:val="none"/>
-        </w:rPr>
-      </w:pPr>
-      <w:r>
-        <w:rPr>
-          <w:rFonts w:hint="cs"/>
-          <w:rtl/>
-        </w:rPr>
-        <w:t>טענת יציאה: יוצר מופע סטורק ומאתחל את שדותיו.</w:t>
+        <w:t>טענת כניסה: רשימת נקודות, רשימת זמנים, צבע, גודל ו</w:t>
+      </w:r>
+      <w:r>
+        <w:rPr>
+          <w:rFonts w:hint="cs"/>
+        </w:rPr>
+        <w:t>ID</w:t>
+      </w:r>
+      <w:r>
+        <w:rPr>
+          <w:rFonts w:hint="cs"/>
+          <w:rtl/>
+        </w:rPr>
+        <w:t xml:space="preserve"> </w:t>
+      </w:r>
+      <w:r>
+        <w:rPr>
+          <w:rFonts w:hint="cs"/>
+          <w:rtl/>
+        </w:rPr>
+        <w:t>קו</w:t>
+      </w:r>
+      <w:r>
+        <w:rPr>
+          <w:rFonts w:hint="cs"/>
+          <w:rtl/>
+        </w:rPr>
+        <w:t>.</w:t>
+      </w:r>
+    </w:p>
+    <w:p>
+      <w:pPr>
+        <w:pStyle w:val="Descr"/>
+        <w:rPr>
+          <w:kern w:val="0"/>
+          <w14:ligatures w14:val="none"/>
+        </w:rPr>
+      </w:pPr>
+      <w:r>
+        <w:rPr>
+          <w:rFonts w:hint="cs"/>
+          <w:rtl/>
+        </w:rPr>
+        <w:t xml:space="preserve">טענת יציאה: יוצר מופע </w:t>
+      </w:r>
+      <w:r>
+        <w:rPr>
+          <w:rFonts w:hint="cs"/>
+          <w:rtl/>
+        </w:rPr>
+        <w:t>קו</w:t>
+      </w:r>
+      <w:r>
+        <w:rPr>
+          <w:rFonts w:hint="cs"/>
+          <w:rtl/>
+        </w:rPr>
+        <w:t xml:space="preserve"> ומאתחל את שדותיו.</w:t>
       </w:r>
     </w:p>
     <w:p>
@@ -13494,7 +14916,21 @@
           <w:rFonts w:hint="cs"/>
           <w:rtl/>
         </w:rPr>
-        <w:t>טענת יציאה: מחזירה אמת/שקר האם הנקודה קרובה לסטורק (לצורך בחירה/מחיקה).</w:t>
+        <w:t>טענת יציאה: מחזירה אמת/שקר האם הנקודה קרובה ל</w:t>
+      </w:r>
+      <w:r>
+        <w:rPr>
+          <w:rFonts w:hint="cs"/>
+          <w:rtl/>
+        </w:rPr>
+        <w:t>קו</w:t>
+      </w:r>
+      <w:r>
+        <w:rPr>
+          <w:rFonts w:hint="cs"/>
+          <w:rtl/>
+        </w:rPr>
+        <w:t xml:space="preserve"> (לצורך בחירה/מחיקה).</w:t>
       </w:r>
     </w:p>
     <w:p>
@@ -13538,7 +14974,21 @@
           <w:rFonts w:hint="cs"/>
           <w:rtl/>
         </w:rPr>
-        <w:t>טענת יציאה: מחזירה ייצוג מילוני/סדרתי של הסטורק לצורך שמירה או שליחה לשרת.</w:t>
+        <w:t>טענת יציאה: מחזירה ייצוג מילוני/סדרתי של ה</w:t>
+      </w:r>
+      <w:r>
+        <w:rPr>
+          <w:rFonts w:hint="cs"/>
+          <w:rtl/>
+        </w:rPr>
+        <w:t>קו</w:t>
+      </w:r>
+      <w:r>
+        <w:rPr>
+          <w:rFonts w:hint="cs"/>
+          <w:rtl/>
+        </w:rPr>
+        <w:t xml:space="preserve"> לצורך שמירה או שליחה לשרת.</w:t>
       </w:r>
     </w:p>
     <w:p>
@@ -14617,7 +16067,20 @@
           <w:rFonts w:hint="cs"/>
           <w:rtl/>
         </w:rPr>
-        <w:t>אינדקס/מזהה לסרגל ניווט דפים.</w:t>
+        <w:t>אינדקס/</w:t>
+      </w:r>
+      <w:r>
+        <w:rPr>
+          <w:rFonts w:hint="cs"/>
+        </w:rPr>
+        <w:t>ID</w:t>
+      </w:r>
+      <w:r>
+        <w:rPr>
+          <w:rFonts w:hint="cs"/>
+          <w:rtl/>
+        </w:rPr>
+        <w:t xml:space="preserve"> לסרגל ניווט דפים.</w:t>
       </w:r>
     </w:p>
     <w:p>
@@ -14645,7 +16108,20 @@
           <w:rFonts w:hint="cs"/>
           <w:rtl/>
         </w:rPr>
-        <w:t>אינדקס/מזהה לכלי עט.</w:t>
+        <w:t>אינדקס/</w:t>
+      </w:r>
+      <w:r>
+        <w:rPr>
+          <w:rFonts w:hint="cs"/>
+        </w:rPr>
+        <w:t>ID</w:t>
+      </w:r>
+      <w:r>
+        <w:rPr>
+          <w:rFonts w:hint="cs"/>
+          <w:rtl/>
+        </w:rPr>
+        <w:t xml:space="preserve"> לכלי עט.</w:t>
       </w:r>
     </w:p>
     <w:p>
@@ -14673,7 +16149,20 @@
           <w:rFonts w:hint="cs"/>
           <w:rtl/>
         </w:rPr>
-        <w:t>אינדקס/מזהה לכלי מרקר.</w:t>
+        <w:t>אינדקס/</w:t>
+      </w:r>
+      <w:r>
+        <w:rPr>
+          <w:rFonts w:hint="cs"/>
+        </w:rPr>
+        <w:t>ID</w:t>
+      </w:r>
+      <w:r>
+        <w:rPr>
+          <w:rFonts w:hint="cs"/>
+          <w:rtl/>
+        </w:rPr>
+        <w:t xml:space="preserve"> לכלי מרקר.</w:t>
       </w:r>
     </w:p>
     <w:p>
@@ -14701,7 +16190,20 @@
           <w:rFonts w:hint="cs"/>
           <w:rtl/>
         </w:rPr>
-        <w:t>אינדקס/מזהה לכלי מחיקה.</w:t>
+        <w:t>אינדקס/</w:t>
+      </w:r>
+      <w:r>
+        <w:rPr>
+          <w:rFonts w:hint="cs"/>
+        </w:rPr>
+        <w:t>ID</w:t>
+      </w:r>
+      <w:r>
+        <w:rPr>
+          <w:rFonts w:hint="cs"/>
+          <w:rtl/>
+        </w:rPr>
+        <w:t xml:space="preserve"> לכלי מחיקה.</w:t>
       </w:r>
     </w:p>
     <w:p>
@@ -14729,7 +16231,20 @@
           <w:rFonts w:hint="cs"/>
           <w:rtl/>
         </w:rPr>
-        <w:t>אינדקס/מזהה לכלי בחירה.</w:t>
+        <w:t>אינדקס/</w:t>
+      </w:r>
+      <w:r>
+        <w:rPr>
+          <w:rFonts w:hint="cs"/>
+        </w:rPr>
+        <w:t>ID</w:t>
+      </w:r>
+      <w:r>
+        <w:rPr>
+          <w:rFonts w:hint="cs"/>
+          <w:rtl/>
+        </w:rPr>
+        <w:t xml:space="preserve"> לכלי בחירה.</w:t>
       </w:r>
     </w:p>
     <w:p>
